--- a/CV/CV_yunfanwang.docx
+++ b/CV/CV_yunfanwang.docx
@@ -1,6 +1,6 @@
 
 <file path=word/document.xml><?xml version="1.0" encoding="utf-8"?>
-<w:document xmlns:wpc="http://schemas.microsoft.com/office/word/2010/wordprocessingCanvas" xmlns:cx="http://schemas.microsoft.com/office/drawing/2014/chartex" xmlns:mc="http://schemas.openxmlformats.org/markup-compatibility/2006" xmlns:o="urn:schemas-microsoft-com:office:office" xmlns:r="http://schemas.openxmlformats.org/officeDocument/2006/relationships" xmlns:m="http://schemas.openxmlformats.org/officeDocument/2006/math" xmlns:v="urn:schemas-microsoft-com:vml" xmlns:wp14="http://schemas.microsoft.com/office/word/2010/wordprocessingDrawing" xmlns:wp="http://schemas.openxmlformats.org/drawingml/2006/wordprocessingDrawing" xmlns:w10="urn:schemas-microsoft-com:office:word" xmlns:w="http://schemas.openxmlformats.org/wordprocessingml/2006/main" xmlns:w14="http://schemas.microsoft.com/office/word/2010/wordml" xmlns:w15="http://schemas.microsoft.com/office/word/2012/wordml" xmlns:w16se="http://schemas.microsoft.com/office/word/2015/wordml/symex" xmlns:wpg="http://schemas.microsoft.com/office/word/2010/wordprocessingGroup" xmlns:wpi="http://schemas.microsoft.com/office/word/2010/wordprocessingInk" xmlns:wne="http://schemas.microsoft.com/office/word/2006/wordml" xmlns:wps="http://schemas.microsoft.com/office/word/2010/wordprocessingShape" mc:Ignorable="w14 w15 w16se wp14">
+<w:document xmlns:wpc="http://schemas.microsoft.com/office/word/2010/wordprocessingCanvas" xmlns:cx="http://schemas.microsoft.com/office/drawing/2014/chartex" xmlns:cx1="http://schemas.microsoft.com/office/drawing/2015/9/8/chartex" xmlns:cx2="http://schemas.microsoft.com/office/drawing/2015/10/21/chartex" xmlns:cx3="http://schemas.microsoft.com/office/drawing/2016/5/9/chartex" xmlns:cx4="http://schemas.microsoft.com/office/drawing/2016/5/10/chartex" xmlns:cx5="http://schemas.microsoft.com/office/drawing/2016/5/11/chartex" xmlns:cx6="http://schemas.microsoft.com/office/drawing/2016/5/12/chartex" xmlns:cx7="http://schemas.microsoft.com/office/drawing/2016/5/13/chartex" xmlns:cx8="http://schemas.microsoft.com/office/drawing/2016/5/14/chartex" xmlns:mc="http://schemas.openxmlformats.org/markup-compatibility/2006" xmlns:aink="http://schemas.microsoft.com/office/drawing/2016/ink" xmlns:am3d="http://schemas.microsoft.com/office/drawing/2017/model3d" xmlns:o="urn:schemas-microsoft-com:office:office" xmlns:r="http://schemas.openxmlformats.org/officeDocument/2006/relationships" xmlns:m="http://schemas.openxmlformats.org/officeDocument/2006/math" xmlns:v="urn:schemas-microsoft-com:vml" xmlns:wp14="http://schemas.microsoft.com/office/word/2010/wordprocessingDrawing" xmlns:wp="http://schemas.openxmlformats.org/drawingml/2006/wordprocessingDrawing" xmlns:w10="urn:schemas-microsoft-com:office:word" xmlns:w="http://schemas.openxmlformats.org/wordprocessingml/2006/main" xmlns:w14="http://schemas.microsoft.com/office/word/2010/wordml" xmlns:w15="http://schemas.microsoft.com/office/word/2012/wordml" xmlns:w16cex="http://schemas.microsoft.com/office/word/2018/wordml/cex" xmlns:w16cid="http://schemas.microsoft.com/office/word/2016/wordml/cid" xmlns:w16="http://schemas.microsoft.com/office/word/2018/wordml" xmlns:w16sdtdh="http://schemas.microsoft.com/office/word/2020/wordml/sdtdatahash" xmlns:w16se="http://schemas.microsoft.com/office/word/2015/wordml/symex" xmlns:wpg="http://schemas.microsoft.com/office/word/2010/wordprocessingGroup" xmlns:wpi="http://schemas.microsoft.com/office/word/2010/wordprocessingInk" xmlns:wne="http://schemas.microsoft.com/office/word/2006/wordml" xmlns:wps="http://schemas.microsoft.com/office/word/2010/wordprocessingShape" mc:Ignorable="w14 w15 w16se w16cid w16 w16cex w16sdtdh wp14">
   <w:body>
     <w:p>
       <w:pPr>
@@ -163,8 +163,6 @@
         </w:rPr>
         <w:t xml:space="preserve">   </w:t>
       </w:r>
-      <w:bookmarkStart w:id="0" w:name="_GoBack"/>
-      <w:bookmarkEnd w:id="0"/>
       <w:r>
         <w:rPr>
           <w:rFonts w:ascii="Times New Roman" w:eastAsia="Times New Roman" w:hAnsi="Times New Roman" w:cs="Times New Roman"/>
@@ -1211,18 +1209,21 @@
           <w:szCs w:val="28"/>
           <w:u w:val="single"/>
         </w:rPr>
-        <w:t xml:space="preserve">Publications                                                            </w:t>
+        <w:t xml:space="preserve">Publications                                                         </w:t>
       </w:r>
     </w:p>
     <w:p>
       <w:pPr>
-        <w:pStyle w:val="a5"/>
+        <w:pStyle w:val="NormalWeb"/>
         <w:rPr>
           <w:rFonts w:eastAsia="Times New Roman"/>
-        </w:rPr>
-      </w:pPr>
-      <w:bookmarkStart w:id="1" w:name="_heading=h.gjdgxs" w:colFirst="0" w:colLast="0"/>
-      <w:bookmarkEnd w:id="1"/>
+          <w:color w:val="000000"/>
+          <w:sz w:val="20"/>
+          <w:szCs w:val="20"/>
+        </w:rPr>
+      </w:pPr>
+      <w:bookmarkStart w:id="0" w:name="_heading=h.gjdgxs" w:colFirst="0" w:colLast="0"/>
+      <w:bookmarkEnd w:id="0"/>
       <w:r>
         <w:rPr>
           <w:rFonts w:eastAsia="Times New Roman"/>
@@ -1231,6 +1232,135 @@
           <w:szCs w:val="20"/>
         </w:rPr>
         <w:t>[1]</w:t>
+      </w:r>
+      <w:r>
+        <w:rPr>
+          <w:rFonts w:ascii="Arial" w:hAnsi="Arial" w:cs="Arial"/>
+          <w:color w:val="333333"/>
+          <w:sz w:val="20"/>
+          <w:szCs w:val="20"/>
+          <w:shd w:val="clear" w:color="auto" w:fill="FFFFFF"/>
+        </w:rPr>
+        <w:t xml:space="preserve"> </w:t>
+      </w:r>
+      <w:r>
+        <w:rPr>
+          <w:color w:val="333333"/>
+          <w:sz w:val="20"/>
+          <w:szCs w:val="20"/>
+          <w:shd w:val="clear" w:color="auto" w:fill="FFFFFF"/>
+        </w:rPr>
+        <w:t xml:space="preserve">S. Li, W. Chen, X. Li and </w:t>
+      </w:r>
+      <w:r>
+        <w:rPr>
+          <w:b/>
+          <w:bCs/>
+          <w:color w:val="333333"/>
+          <w:sz w:val="20"/>
+          <w:szCs w:val="20"/>
+          <w:shd w:val="clear" w:color="auto" w:fill="FFFFFF"/>
+        </w:rPr>
+        <w:t>Y. Wang</w:t>
+      </w:r>
+      <w:r>
+        <w:rPr>
+          <w:rFonts w:eastAsia="Times New Roman"/>
+          <w:color w:val="000000"/>
+          <w:sz w:val="20"/>
+          <w:szCs w:val="20"/>
+        </w:rPr>
+        <w:t>, “</w:t>
+      </w:r>
+      <w:r>
+        <w:rPr>
+          <w:rFonts w:eastAsia="Times New Roman"/>
+          <w:color w:val="000000"/>
+          <w:sz w:val="20"/>
+          <w:szCs w:val="20"/>
+        </w:rPr>
+        <w:t>5.1 dBm 127–162 GHz Frequency Sextupler with Broadband Compensated Transformer-Based Baluns in 22nm FD-SOI CMOS</w:t>
+      </w:r>
+      <w:r>
+        <w:rPr>
+          <w:rFonts w:eastAsia="Times New Roman"/>
+          <w:color w:val="000000"/>
+          <w:sz w:val="20"/>
+          <w:szCs w:val="20"/>
+        </w:rPr>
+        <w:t xml:space="preserve">”, </w:t>
+      </w:r>
+      <w:r>
+        <w:rPr>
+          <w:rFonts w:eastAsia="Times New Roman"/>
+          <w:i/>
+          <w:color w:val="000000"/>
+          <w:sz w:val="20"/>
+          <w:szCs w:val="20"/>
+        </w:rPr>
+        <w:t>IEEE Radio Frequency Integrated Circuits (RFIC)</w:t>
+      </w:r>
+      <w:r>
+        <w:rPr>
+          <w:rFonts w:eastAsia="Times New Roman"/>
+          <w:color w:val="000000"/>
+          <w:sz w:val="20"/>
+          <w:szCs w:val="20"/>
+        </w:rPr>
+        <w:t>, Atlanta, GA, USA, Jun. 202</w:t>
+      </w:r>
+      <w:r>
+        <w:rPr>
+          <w:rFonts w:eastAsia="Times New Roman"/>
+          <w:color w:val="000000"/>
+          <w:sz w:val="20"/>
+          <w:szCs w:val="20"/>
+        </w:rPr>
+        <w:t>2</w:t>
+      </w:r>
+      <w:r>
+        <w:rPr>
+          <w:rFonts w:eastAsia="Times New Roman"/>
+          <w:color w:val="000000"/>
+          <w:sz w:val="20"/>
+          <w:szCs w:val="20"/>
+        </w:rPr>
+        <w:t>.</w:t>
+      </w:r>
+    </w:p>
+    <w:p>
+      <w:pPr>
+        <w:pStyle w:val="NormalWeb"/>
+        <w:rPr>
+          <w:rFonts w:eastAsia="Times New Roman"/>
+        </w:rPr>
+      </w:pPr>
+      <w:r>
+        <w:rPr>
+          <w:rFonts w:eastAsia="Times New Roman"/>
+          <w:color w:val="000000"/>
+          <w:sz w:val="20"/>
+          <w:szCs w:val="20"/>
+        </w:rPr>
+        <w:t>[</w:t>
+      </w:r>
+      <w:r>
+        <w:rPr>
+          <w:rFonts w:eastAsia="Times New Roman"/>
+          <w:color w:val="000000"/>
+          <w:sz w:val="20"/>
+          <w:szCs w:val="20"/>
+        </w:rPr>
+        <w:t>2</w:t>
+      </w:r>
+      <w:r>
+        <w:rPr>
+          <w:rFonts w:eastAsia="Times New Roman"/>
+          <w:color w:val="000000"/>
+          <w:sz w:val="20"/>
+          <w:szCs w:val="20"/>
+        </w:rPr>
+        <w:t>]</w:t>
       </w:r>
       <w:r>
         <w:rPr>
@@ -1343,7 +1473,47 @@
           <w:szCs w:val="20"/>
           <w:shd w:val="clear" w:color="auto" w:fill="FFFFFF"/>
         </w:rPr>
-        <w:t>, 2022.</w:t>
+        <w:t xml:space="preserve">, </w:t>
+      </w:r>
+      <w:r>
+        <w:rPr>
+          <w:rFonts w:eastAsia="Times New Roman"/>
+          <w:color w:val="333333"/>
+          <w:sz w:val="20"/>
+          <w:szCs w:val="20"/>
+          <w:shd w:val="clear" w:color="auto" w:fill="FFFFFF"/>
+        </w:rPr>
+        <w:t xml:space="preserve">vol.57, no.5, </w:t>
+      </w:r>
+      <w:r>
+        <w:rPr>
+          <w:rFonts w:eastAsia="Times New Roman"/>
+          <w:color w:val="333333"/>
+          <w:sz w:val="20"/>
+          <w:szCs w:val="20"/>
+          <w:shd w:val="clear" w:color="auto" w:fill="FFFFFF"/>
+        </w:rPr>
+        <w:t>pp. 1314-1331,</w:t>
+      </w:r>
+      <w:r>
+        <w:rPr>
+          <w:rFonts w:eastAsia="Times New Roman"/>
+          <w:color w:val="333333"/>
+          <w:sz w:val="20"/>
+          <w:szCs w:val="20"/>
+          <w:shd w:val="clear" w:color="auto" w:fill="FFFFFF"/>
+        </w:rPr>
+        <w:t xml:space="preserve"> </w:t>
+      </w:r>
+      <w:r>
+        <w:rPr>
+          <w:rFonts w:eastAsia="Times New Roman"/>
+          <w:color w:val="333333"/>
+          <w:sz w:val="20"/>
+          <w:szCs w:val="20"/>
+          <w:shd w:val="clear" w:color="auto" w:fill="FFFFFF"/>
+        </w:rPr>
+        <w:t>2022.</w:t>
       </w:r>
     </w:p>
     <w:p>
@@ -1379,7 +1549,7 @@
           <w:sz w:val="20"/>
           <w:szCs w:val="20"/>
         </w:rPr>
-        <w:t>2</w:t>
+        <w:t>3</w:t>
       </w:r>
       <w:r>
         <w:rPr>
@@ -1409,6 +1579,7 @@
         </w:rPr>
         <w:t xml:space="preserve">, W. Chen, X. Li, J. Chen, L. Chen, and S. Li, ”300-335 GHz highly efficient beam steerable radiator based on tunable boundary conditions”, </w:t>
       </w:r>
+      <w:bookmarkStart w:id="1" w:name="_Hlk114078956"/>
       <w:r>
         <w:rPr>
           <w:rFonts w:ascii="Times New Roman" w:eastAsia="Times New Roman" w:hAnsi="Times New Roman" w:cs="Times New Roman"/>
@@ -1428,6 +1599,7 @@
         </w:rPr>
         <w:t>, Atlanta, GA, USA, Jun. 2021.</w:t>
       </w:r>
+      <w:bookmarkEnd w:id="1"/>
     </w:p>
     <w:p>
       <w:pPr>
@@ -1462,7 +1634,7 @@
           <w:sz w:val="20"/>
           <w:szCs w:val="20"/>
         </w:rPr>
-        <w:t>3</w:t>
+        <w:t>4</w:t>
       </w:r>
       <w:r>
         <w:rPr>
@@ -1536,7 +1708,25 @@
           <w:sz w:val="20"/>
           <w:szCs w:val="20"/>
         </w:rPr>
-        <w:t xml:space="preserve">[4] X. Li, W. Chen, S. Li, </w:t>
+        <w:t>[</w:t>
+      </w:r>
+      <w:r>
+        <w:rPr>
+          <w:rFonts w:ascii="Times New Roman" w:hAnsi="Times New Roman" w:cs="Times New Roman"/>
+          <w:color w:val="000000"/>
+          <w:sz w:val="20"/>
+          <w:szCs w:val="20"/>
+        </w:rPr>
+        <w:t>5</w:t>
+      </w:r>
+      <w:r>
+        <w:rPr>
+          <w:rFonts w:ascii="Times New Roman" w:hAnsi="Times New Roman" w:cs="Times New Roman"/>
+          <w:color w:val="000000"/>
+          <w:sz w:val="20"/>
+          <w:szCs w:val="20"/>
+        </w:rPr>
+        <w:t xml:space="preserve">] X. Li, W. Chen, S. Li, </w:t>
       </w:r>
       <w:r>
         <w:rPr>
@@ -1631,7 +1821,7 @@
           <w:sz w:val="20"/>
           <w:szCs w:val="20"/>
         </w:rPr>
-        <w:t>5</w:t>
+        <w:t>6</w:t>
       </w:r>
       <w:r>
         <w:rPr>
@@ -1714,7 +1904,7 @@
           <w:sz w:val="20"/>
           <w:szCs w:val="20"/>
         </w:rPr>
-        <w:t>6</w:t>
+        <w:t>7</w:t>
       </w:r>
       <w:r>
         <w:rPr>
@@ -1778,7 +1968,7 @@
           <w:sz w:val="20"/>
           <w:szCs w:val="20"/>
         </w:rPr>
-        <w:t>7</w:t>
+        <w:t>8</w:t>
       </w:r>
       <w:r>
         <w:rPr>
@@ -1861,7 +2051,7 @@
           <w:sz w:val="20"/>
           <w:szCs w:val="20"/>
         </w:rPr>
-        <w:t>8</w:t>
+        <w:t>9</w:t>
       </w:r>
       <w:r>
         <w:rPr>
@@ -1944,7 +2134,7 @@
           <w:sz w:val="20"/>
           <w:szCs w:val="20"/>
         </w:rPr>
-        <w:t>9</w:t>
+        <w:t>10</w:t>
       </w:r>
       <w:r>
         <w:rPr>
@@ -2027,7 +2217,7 @@
           <w:sz w:val="20"/>
           <w:szCs w:val="20"/>
         </w:rPr>
-        <w:t>0</w:t>
+        <w:t>1</w:t>
       </w:r>
       <w:r>
         <w:rPr>
@@ -2101,6 +2291,7 @@
           <w:sz w:val="20"/>
           <w:szCs w:val="20"/>
         </w:rPr>
+        <w:lastRenderedPageBreak/>
         <w:t>[1</w:t>
       </w:r>
       <w:r>
@@ -2110,7 +2301,7 @@
           <w:sz w:val="20"/>
           <w:szCs w:val="20"/>
         </w:rPr>
-        <w:t>1</w:t>
+        <w:t>2</w:t>
       </w:r>
       <w:r>
         <w:rPr>
@@ -2193,7 +2384,7 @@
           <w:sz w:val="20"/>
           <w:szCs w:val="20"/>
         </w:rPr>
-        <w:t>2</w:t>
+        <w:t>3</w:t>
       </w:r>
       <w:r>
         <w:rPr>
@@ -2266,7 +2457,7 @@
 </file>
 
 <file path=word/endnotes.xml><?xml version="1.0" encoding="utf-8"?>
-<w:endnotes xmlns:wpc="http://schemas.microsoft.com/office/word/2010/wordprocessingCanvas" xmlns:cx="http://schemas.microsoft.com/office/drawing/2014/chartex" xmlns:mc="http://schemas.openxmlformats.org/markup-compatibility/2006" xmlns:o="urn:schemas-microsoft-com:office:office" xmlns:r="http://schemas.openxmlformats.org/officeDocument/2006/relationships" xmlns:m="http://schemas.openxmlformats.org/officeDocument/2006/math" xmlns:v="urn:schemas-microsoft-com:vml" xmlns:wp14="http://schemas.microsoft.com/office/word/2010/wordprocessingDrawing" xmlns:wp="http://schemas.openxmlformats.org/drawingml/2006/wordprocessingDrawing" xmlns:w10="urn:schemas-microsoft-com:office:word" xmlns:w="http://schemas.openxmlformats.org/wordprocessingml/2006/main" xmlns:w14="http://schemas.microsoft.com/office/word/2010/wordml" xmlns:w15="http://schemas.microsoft.com/office/word/2012/wordml" xmlns:w16se="http://schemas.microsoft.com/office/word/2015/wordml/symex" xmlns:wpg="http://schemas.microsoft.com/office/word/2010/wordprocessingGroup" xmlns:wpi="http://schemas.microsoft.com/office/word/2010/wordprocessingInk" xmlns:wne="http://schemas.microsoft.com/office/word/2006/wordml" xmlns:wps="http://schemas.microsoft.com/office/word/2010/wordprocessingShape" mc:Ignorable="w14 w15 w16se wp14">
+<w:endnotes xmlns:wpc="http://schemas.microsoft.com/office/word/2010/wordprocessingCanvas" xmlns:cx="http://schemas.microsoft.com/office/drawing/2014/chartex" xmlns:cx1="http://schemas.microsoft.com/office/drawing/2015/9/8/chartex" xmlns:cx2="http://schemas.microsoft.com/office/drawing/2015/10/21/chartex" xmlns:cx3="http://schemas.microsoft.com/office/drawing/2016/5/9/chartex" xmlns:cx4="http://schemas.microsoft.com/office/drawing/2016/5/10/chartex" xmlns:cx5="http://schemas.microsoft.com/office/drawing/2016/5/11/chartex" xmlns:cx6="http://schemas.microsoft.com/office/drawing/2016/5/12/chartex" xmlns:cx7="http://schemas.microsoft.com/office/drawing/2016/5/13/chartex" xmlns:cx8="http://schemas.microsoft.com/office/drawing/2016/5/14/chartex" xmlns:mc="http://schemas.openxmlformats.org/markup-compatibility/2006" xmlns:aink="http://schemas.microsoft.com/office/drawing/2016/ink" xmlns:am3d="http://schemas.microsoft.com/office/drawing/2017/model3d" xmlns:o="urn:schemas-microsoft-com:office:office" xmlns:r="http://schemas.openxmlformats.org/officeDocument/2006/relationships" xmlns:m="http://schemas.openxmlformats.org/officeDocument/2006/math" xmlns:v="urn:schemas-microsoft-com:vml" xmlns:wp14="http://schemas.microsoft.com/office/word/2010/wordprocessingDrawing" xmlns:wp="http://schemas.openxmlformats.org/drawingml/2006/wordprocessingDrawing" xmlns:w10="urn:schemas-microsoft-com:office:word" xmlns:w="http://schemas.openxmlformats.org/wordprocessingml/2006/main" xmlns:w14="http://schemas.microsoft.com/office/word/2010/wordml" xmlns:w15="http://schemas.microsoft.com/office/word/2012/wordml" xmlns:w16cex="http://schemas.microsoft.com/office/word/2018/wordml/cex" xmlns:w16cid="http://schemas.microsoft.com/office/word/2016/wordml/cid" xmlns:w16="http://schemas.microsoft.com/office/word/2018/wordml" xmlns:w16sdtdh="http://schemas.microsoft.com/office/word/2020/wordml/sdtdatahash" xmlns:w16se="http://schemas.microsoft.com/office/word/2015/wordml/symex" xmlns:wpg="http://schemas.microsoft.com/office/word/2010/wordprocessingGroup" xmlns:wpi="http://schemas.microsoft.com/office/word/2010/wordprocessingInk" xmlns:wne="http://schemas.microsoft.com/office/word/2006/wordml" xmlns:wps="http://schemas.microsoft.com/office/word/2010/wordprocessingShape" mc:Ignorable="w14 w15 w16se w16cid w16 w16cex w16sdtdh wp14">
   <w:endnote w:type="separator" w:id="-1">
     <w:p>
       <w:r>
@@ -2285,7 +2476,7 @@
 </file>
 
 <file path=word/footer1.xml><?xml version="1.0" encoding="utf-8"?>
-<w:ftr xmlns:wpc="http://schemas.microsoft.com/office/word/2010/wordprocessingCanvas" xmlns:cx="http://schemas.microsoft.com/office/drawing/2014/chartex" xmlns:mc="http://schemas.openxmlformats.org/markup-compatibility/2006" xmlns:o="urn:schemas-microsoft-com:office:office" xmlns:r="http://schemas.openxmlformats.org/officeDocument/2006/relationships" xmlns:m="http://schemas.openxmlformats.org/officeDocument/2006/math" xmlns:v="urn:schemas-microsoft-com:vml" xmlns:wp14="http://schemas.microsoft.com/office/word/2010/wordprocessingDrawing" xmlns:wp="http://schemas.openxmlformats.org/drawingml/2006/wordprocessingDrawing" xmlns:w10="urn:schemas-microsoft-com:office:word" xmlns:w="http://schemas.openxmlformats.org/wordprocessingml/2006/main" xmlns:w14="http://schemas.microsoft.com/office/word/2010/wordml" xmlns:w15="http://schemas.microsoft.com/office/word/2012/wordml" xmlns:w16se="http://schemas.microsoft.com/office/word/2015/wordml/symex" xmlns:wpg="http://schemas.microsoft.com/office/word/2010/wordprocessingGroup" xmlns:wpi="http://schemas.microsoft.com/office/word/2010/wordprocessingInk" xmlns:wne="http://schemas.microsoft.com/office/word/2006/wordml" xmlns:wps="http://schemas.microsoft.com/office/word/2010/wordprocessingShape" mc:Ignorable="w14 w15 w16se wp14">
+<w:ftr xmlns:wpc="http://schemas.microsoft.com/office/word/2010/wordprocessingCanvas" xmlns:cx="http://schemas.microsoft.com/office/drawing/2014/chartex" xmlns:cx1="http://schemas.microsoft.com/office/drawing/2015/9/8/chartex" xmlns:cx2="http://schemas.microsoft.com/office/drawing/2015/10/21/chartex" xmlns:cx3="http://schemas.microsoft.com/office/drawing/2016/5/9/chartex" xmlns:cx4="http://schemas.microsoft.com/office/drawing/2016/5/10/chartex" xmlns:cx5="http://schemas.microsoft.com/office/drawing/2016/5/11/chartex" xmlns:cx6="http://schemas.microsoft.com/office/drawing/2016/5/12/chartex" xmlns:cx7="http://schemas.microsoft.com/office/drawing/2016/5/13/chartex" xmlns:cx8="http://schemas.microsoft.com/office/drawing/2016/5/14/chartex" xmlns:mc="http://schemas.openxmlformats.org/markup-compatibility/2006" xmlns:aink="http://schemas.microsoft.com/office/drawing/2016/ink" xmlns:am3d="http://schemas.microsoft.com/office/drawing/2017/model3d" xmlns:o="urn:schemas-microsoft-com:office:office" xmlns:r="http://schemas.openxmlformats.org/officeDocument/2006/relationships" xmlns:m="http://schemas.openxmlformats.org/officeDocument/2006/math" xmlns:v="urn:schemas-microsoft-com:vml" xmlns:wp14="http://schemas.microsoft.com/office/word/2010/wordprocessingDrawing" xmlns:wp="http://schemas.openxmlformats.org/drawingml/2006/wordprocessingDrawing" xmlns:w10="urn:schemas-microsoft-com:office:word" xmlns:w="http://schemas.openxmlformats.org/wordprocessingml/2006/main" xmlns:w14="http://schemas.microsoft.com/office/word/2010/wordml" xmlns:w15="http://schemas.microsoft.com/office/word/2012/wordml" xmlns:w16cex="http://schemas.microsoft.com/office/word/2018/wordml/cex" xmlns:w16cid="http://schemas.microsoft.com/office/word/2016/wordml/cid" xmlns:w16="http://schemas.microsoft.com/office/word/2018/wordml" xmlns:w16sdtdh="http://schemas.microsoft.com/office/word/2020/wordml/sdtdatahash" xmlns:w16se="http://schemas.microsoft.com/office/word/2015/wordml/symex" xmlns:wpg="http://schemas.microsoft.com/office/word/2010/wordprocessingGroup" xmlns:wpi="http://schemas.microsoft.com/office/word/2010/wordprocessingInk" xmlns:wne="http://schemas.microsoft.com/office/word/2006/wordml" xmlns:wps="http://schemas.microsoft.com/office/word/2010/wordprocessingShape" mc:Ignorable="w14 w15 w16se w16cid w16 w16cex w16sdtdh wp14">
   <w:p>
     <w:pPr>
       <w:pBdr>
@@ -2312,7 +2503,7 @@
 </file>
 
 <file path=word/footnotes.xml><?xml version="1.0" encoding="utf-8"?>
-<w:footnotes xmlns:wpc="http://schemas.microsoft.com/office/word/2010/wordprocessingCanvas" xmlns:cx="http://schemas.microsoft.com/office/drawing/2014/chartex" xmlns:mc="http://schemas.openxmlformats.org/markup-compatibility/2006" xmlns:o="urn:schemas-microsoft-com:office:office" xmlns:r="http://schemas.openxmlformats.org/officeDocument/2006/relationships" xmlns:m="http://schemas.openxmlformats.org/officeDocument/2006/math" xmlns:v="urn:schemas-microsoft-com:vml" xmlns:wp14="http://schemas.microsoft.com/office/word/2010/wordprocessingDrawing" xmlns:wp="http://schemas.openxmlformats.org/drawingml/2006/wordprocessingDrawing" xmlns:w10="urn:schemas-microsoft-com:office:word" xmlns:w="http://schemas.openxmlformats.org/wordprocessingml/2006/main" xmlns:w14="http://schemas.microsoft.com/office/word/2010/wordml" xmlns:w15="http://schemas.microsoft.com/office/word/2012/wordml" xmlns:w16se="http://schemas.microsoft.com/office/word/2015/wordml/symex" xmlns:wpg="http://schemas.microsoft.com/office/word/2010/wordprocessingGroup" xmlns:wpi="http://schemas.microsoft.com/office/word/2010/wordprocessingInk" xmlns:wne="http://schemas.microsoft.com/office/word/2006/wordml" xmlns:wps="http://schemas.microsoft.com/office/word/2010/wordprocessingShape" mc:Ignorable="w14 w15 w16se wp14">
+<w:footnotes xmlns:wpc="http://schemas.microsoft.com/office/word/2010/wordprocessingCanvas" xmlns:cx="http://schemas.microsoft.com/office/drawing/2014/chartex" xmlns:cx1="http://schemas.microsoft.com/office/drawing/2015/9/8/chartex" xmlns:cx2="http://schemas.microsoft.com/office/drawing/2015/10/21/chartex" xmlns:cx3="http://schemas.microsoft.com/office/drawing/2016/5/9/chartex" xmlns:cx4="http://schemas.microsoft.com/office/drawing/2016/5/10/chartex" xmlns:cx5="http://schemas.microsoft.com/office/drawing/2016/5/11/chartex" xmlns:cx6="http://schemas.microsoft.com/office/drawing/2016/5/12/chartex" xmlns:cx7="http://schemas.microsoft.com/office/drawing/2016/5/13/chartex" xmlns:cx8="http://schemas.microsoft.com/office/drawing/2016/5/14/chartex" xmlns:mc="http://schemas.openxmlformats.org/markup-compatibility/2006" xmlns:aink="http://schemas.microsoft.com/office/drawing/2016/ink" xmlns:am3d="http://schemas.microsoft.com/office/drawing/2017/model3d" xmlns:o="urn:schemas-microsoft-com:office:office" xmlns:r="http://schemas.openxmlformats.org/officeDocument/2006/relationships" xmlns:m="http://schemas.openxmlformats.org/officeDocument/2006/math" xmlns:v="urn:schemas-microsoft-com:vml" xmlns:wp14="http://schemas.microsoft.com/office/word/2010/wordprocessingDrawing" xmlns:wp="http://schemas.openxmlformats.org/drawingml/2006/wordprocessingDrawing" xmlns:w10="urn:schemas-microsoft-com:office:word" xmlns:w="http://schemas.openxmlformats.org/wordprocessingml/2006/main" xmlns:w14="http://schemas.microsoft.com/office/word/2010/wordml" xmlns:w15="http://schemas.microsoft.com/office/word/2012/wordml" xmlns:w16cex="http://schemas.microsoft.com/office/word/2018/wordml/cex" xmlns:w16cid="http://schemas.microsoft.com/office/word/2016/wordml/cid" xmlns:w16="http://schemas.microsoft.com/office/word/2018/wordml" xmlns:w16sdtdh="http://schemas.microsoft.com/office/word/2020/wordml/sdtdatahash" xmlns:w16se="http://schemas.microsoft.com/office/word/2015/wordml/symex" xmlns:wpg="http://schemas.microsoft.com/office/word/2010/wordprocessingGroup" xmlns:wpi="http://schemas.microsoft.com/office/word/2010/wordprocessingInk" xmlns:wne="http://schemas.microsoft.com/office/word/2006/wordml" xmlns:wps="http://schemas.microsoft.com/office/word/2010/wordprocessingShape" mc:Ignorable="w14 w15 w16se w16cid w16 w16cex w16sdtdh wp14">
   <w:footnote w:type="separator" w:id="-1">
     <w:p>
       <w:r>
@@ -2331,7 +2522,7 @@
 </file>
 
 <file path=word/header1.xml><?xml version="1.0" encoding="utf-8"?>
-<w:hdr xmlns:wpc="http://schemas.microsoft.com/office/word/2010/wordprocessingCanvas" xmlns:cx="http://schemas.microsoft.com/office/drawing/2014/chartex" xmlns:mc="http://schemas.openxmlformats.org/markup-compatibility/2006" xmlns:o="urn:schemas-microsoft-com:office:office" xmlns:r="http://schemas.openxmlformats.org/officeDocument/2006/relationships" xmlns:m="http://schemas.openxmlformats.org/officeDocument/2006/math" xmlns:v="urn:schemas-microsoft-com:vml" xmlns:wp14="http://schemas.microsoft.com/office/word/2010/wordprocessingDrawing" xmlns:wp="http://schemas.openxmlformats.org/drawingml/2006/wordprocessingDrawing" xmlns:w10="urn:schemas-microsoft-com:office:word" xmlns:w="http://schemas.openxmlformats.org/wordprocessingml/2006/main" xmlns:w14="http://schemas.microsoft.com/office/word/2010/wordml" xmlns:w15="http://schemas.microsoft.com/office/word/2012/wordml" xmlns:w16se="http://schemas.microsoft.com/office/word/2015/wordml/symex" xmlns:wpg="http://schemas.microsoft.com/office/word/2010/wordprocessingGroup" xmlns:wpi="http://schemas.microsoft.com/office/word/2010/wordprocessingInk" xmlns:wne="http://schemas.microsoft.com/office/word/2006/wordml" xmlns:wps="http://schemas.microsoft.com/office/word/2010/wordprocessingShape" mc:Ignorable="w14 w15 w16se wp14">
+<w:hdr xmlns:wpc="http://schemas.microsoft.com/office/word/2010/wordprocessingCanvas" xmlns:cx="http://schemas.microsoft.com/office/drawing/2014/chartex" xmlns:cx1="http://schemas.microsoft.com/office/drawing/2015/9/8/chartex" xmlns:cx2="http://schemas.microsoft.com/office/drawing/2015/10/21/chartex" xmlns:cx3="http://schemas.microsoft.com/office/drawing/2016/5/9/chartex" xmlns:cx4="http://schemas.microsoft.com/office/drawing/2016/5/10/chartex" xmlns:cx5="http://schemas.microsoft.com/office/drawing/2016/5/11/chartex" xmlns:cx6="http://schemas.microsoft.com/office/drawing/2016/5/12/chartex" xmlns:cx7="http://schemas.microsoft.com/office/drawing/2016/5/13/chartex" xmlns:cx8="http://schemas.microsoft.com/office/drawing/2016/5/14/chartex" xmlns:mc="http://schemas.openxmlformats.org/markup-compatibility/2006" xmlns:aink="http://schemas.microsoft.com/office/drawing/2016/ink" xmlns:am3d="http://schemas.microsoft.com/office/drawing/2017/model3d" xmlns:o="urn:schemas-microsoft-com:office:office" xmlns:r="http://schemas.openxmlformats.org/officeDocument/2006/relationships" xmlns:m="http://schemas.openxmlformats.org/officeDocument/2006/math" xmlns:v="urn:schemas-microsoft-com:vml" xmlns:wp14="http://schemas.microsoft.com/office/word/2010/wordprocessingDrawing" xmlns:wp="http://schemas.openxmlformats.org/drawingml/2006/wordprocessingDrawing" xmlns:w10="urn:schemas-microsoft-com:office:word" xmlns:w="http://schemas.openxmlformats.org/wordprocessingml/2006/main" xmlns:w14="http://schemas.microsoft.com/office/word/2010/wordml" xmlns:w15="http://schemas.microsoft.com/office/word/2012/wordml" xmlns:w16cex="http://schemas.microsoft.com/office/word/2018/wordml/cex" xmlns:w16cid="http://schemas.microsoft.com/office/word/2016/wordml/cid" xmlns:w16="http://schemas.microsoft.com/office/word/2018/wordml" xmlns:w16sdtdh="http://schemas.microsoft.com/office/word/2020/wordml/sdtdatahash" xmlns:w16se="http://schemas.microsoft.com/office/word/2015/wordml/symex" xmlns:wpg="http://schemas.microsoft.com/office/word/2010/wordprocessingGroup" xmlns:wpi="http://schemas.microsoft.com/office/word/2010/wordprocessingInk" xmlns:wne="http://schemas.microsoft.com/office/word/2006/wordml" xmlns:wps="http://schemas.microsoft.com/office/word/2010/wordprocessingShape" mc:Ignorable="w14 w15 w16se w16cid w16 w16cex w16sdtdh wp14">
   <w:p>
     <w:pPr>
       <w:pBdr>
@@ -2369,7 +2560,7 @@
 </file>
 
 <file path=word/numbering.xml><?xml version="1.0" encoding="utf-8"?>
-<w:numbering xmlns:wpc="http://schemas.microsoft.com/office/word/2010/wordprocessingCanvas" xmlns:cx="http://schemas.microsoft.com/office/drawing/2014/chartex" xmlns:mc="http://schemas.openxmlformats.org/markup-compatibility/2006" xmlns:o="urn:schemas-microsoft-com:office:office" xmlns:r="http://schemas.openxmlformats.org/officeDocument/2006/relationships" xmlns:m="http://schemas.openxmlformats.org/officeDocument/2006/math" xmlns:v="urn:schemas-microsoft-com:vml" xmlns:wp14="http://schemas.microsoft.com/office/word/2010/wordprocessingDrawing" xmlns:wp="http://schemas.openxmlformats.org/drawingml/2006/wordprocessingDrawing" xmlns:w10="urn:schemas-microsoft-com:office:word" xmlns:w="http://schemas.openxmlformats.org/wordprocessingml/2006/main" xmlns:w14="http://schemas.microsoft.com/office/word/2010/wordml" xmlns:w15="http://schemas.microsoft.com/office/word/2012/wordml" xmlns:w16se="http://schemas.microsoft.com/office/word/2015/wordml/symex" xmlns:wpg="http://schemas.microsoft.com/office/word/2010/wordprocessingGroup" xmlns:wpi="http://schemas.microsoft.com/office/word/2010/wordprocessingInk" xmlns:wne="http://schemas.microsoft.com/office/word/2006/wordml" xmlns:wps="http://schemas.microsoft.com/office/word/2010/wordprocessingShape" mc:Ignorable="w14 w15 w16se wp14">
+<w:numbering xmlns:wpc="http://schemas.microsoft.com/office/word/2010/wordprocessingCanvas" xmlns:cx="http://schemas.microsoft.com/office/drawing/2014/chartex" xmlns:cx1="http://schemas.microsoft.com/office/drawing/2015/9/8/chartex" xmlns:cx2="http://schemas.microsoft.com/office/drawing/2015/10/21/chartex" xmlns:cx3="http://schemas.microsoft.com/office/drawing/2016/5/9/chartex" xmlns:cx4="http://schemas.microsoft.com/office/drawing/2016/5/10/chartex" xmlns:cx5="http://schemas.microsoft.com/office/drawing/2016/5/11/chartex" xmlns:cx6="http://schemas.microsoft.com/office/drawing/2016/5/12/chartex" xmlns:cx7="http://schemas.microsoft.com/office/drawing/2016/5/13/chartex" xmlns:cx8="http://schemas.microsoft.com/office/drawing/2016/5/14/chartex" xmlns:mc="http://schemas.openxmlformats.org/markup-compatibility/2006" xmlns:aink="http://schemas.microsoft.com/office/drawing/2016/ink" xmlns:am3d="http://schemas.microsoft.com/office/drawing/2017/model3d" xmlns:o="urn:schemas-microsoft-com:office:office" xmlns:r="http://schemas.openxmlformats.org/officeDocument/2006/relationships" xmlns:m="http://schemas.openxmlformats.org/officeDocument/2006/math" xmlns:v="urn:schemas-microsoft-com:vml" xmlns:wp14="http://schemas.microsoft.com/office/word/2010/wordprocessingDrawing" xmlns:wp="http://schemas.openxmlformats.org/drawingml/2006/wordprocessingDrawing" xmlns:w10="urn:schemas-microsoft-com:office:word" xmlns:w="http://schemas.openxmlformats.org/wordprocessingml/2006/main" xmlns:w14="http://schemas.microsoft.com/office/word/2010/wordml" xmlns:w15="http://schemas.microsoft.com/office/word/2012/wordml" xmlns:w16cex="http://schemas.microsoft.com/office/word/2018/wordml/cex" xmlns:w16cid="http://schemas.microsoft.com/office/word/2016/wordml/cid" xmlns:w16="http://schemas.microsoft.com/office/word/2018/wordml" xmlns:w16sdtdh="http://schemas.microsoft.com/office/word/2020/wordml/sdtdatahash" xmlns:w16se="http://schemas.microsoft.com/office/word/2015/wordml/symex" xmlns:wpg="http://schemas.microsoft.com/office/word/2010/wordprocessingGroup" xmlns:wpi="http://schemas.microsoft.com/office/word/2010/wordprocessingInk" xmlns:wne="http://schemas.microsoft.com/office/word/2006/wordml" xmlns:wps="http://schemas.microsoft.com/office/word/2010/wordprocessingShape" mc:Ignorable="w14 w15 w16se w16cid w16 w16cex w16sdtdh wp14">
   <w:abstractNum w:abstractNumId="0" w15:restartNumberingAfterBreak="0">
     <w:nsid w:val="25E16568"/>
     <w:multiLevelType w:val="multilevel"/>
@@ -2954,7 +3145,7 @@
 </file>
 
 <file path=word/styles.xml><?xml version="1.0" encoding="utf-8"?>
-<w:styles xmlns:mc="http://schemas.openxmlformats.org/markup-compatibility/2006" xmlns:r="http://schemas.openxmlformats.org/officeDocument/2006/relationships" xmlns:w="http://schemas.openxmlformats.org/wordprocessingml/2006/main" xmlns:w14="http://schemas.microsoft.com/office/word/2010/wordml" xmlns:w15="http://schemas.microsoft.com/office/word/2012/wordml" xmlns:w16se="http://schemas.microsoft.com/office/word/2015/wordml/symex" mc:Ignorable="w14 w15 w16se">
+<w:styles xmlns:mc="http://schemas.openxmlformats.org/markup-compatibility/2006" xmlns:r="http://schemas.openxmlformats.org/officeDocument/2006/relationships" xmlns:w="http://schemas.openxmlformats.org/wordprocessingml/2006/main" xmlns:w14="http://schemas.microsoft.com/office/word/2010/wordml" xmlns:w15="http://schemas.microsoft.com/office/word/2012/wordml" xmlns:w16cex="http://schemas.microsoft.com/office/word/2018/wordml/cex" xmlns:w16cid="http://schemas.microsoft.com/office/word/2016/wordml/cid" xmlns:w16="http://schemas.microsoft.com/office/word/2018/wordml" xmlns:w16sdtdh="http://schemas.microsoft.com/office/word/2020/wordml/sdtdatahash" xmlns:w16se="http://schemas.microsoft.com/office/word/2015/wordml/symex" mc:Ignorable="w14 w15 w16se w16cid w16 w16cex w16sdtdh">
   <w:docDefaults>
     <w:rPrDefault>
       <w:rPr>
@@ -2971,7 +3162,7 @@
       </w:pPr>
     </w:pPrDefault>
   </w:docDefaults>
-  <w:latentStyles w:defLockedState="0" w:defUIPriority="99" w:defSemiHidden="0" w:defUnhideWhenUsed="0" w:defQFormat="0" w:count="371">
+  <w:latentStyles w:defLockedState="0" w:defUIPriority="99" w:defSemiHidden="0" w:defUnhideWhenUsed="0" w:defQFormat="0" w:count="376">
     <w:lsdException w:name="Normal" w:uiPriority="0" w:qFormat="1"/>
     <w:lsdException w:name="heading 1" w:uiPriority="9" w:qFormat="1"/>
     <w:lsdException w:name="heading 2" w:semiHidden="1" w:uiPriority="9" w:unhideWhenUsed="1" w:qFormat="1"/>
@@ -3077,7 +3268,6 @@
     <w:lsdException w:name="HTML Sample" w:semiHidden="1" w:unhideWhenUsed="1"/>
     <w:lsdException w:name="HTML Typewriter" w:semiHidden="1" w:unhideWhenUsed="1"/>
     <w:lsdException w:name="HTML Variable" w:semiHidden="1" w:unhideWhenUsed="1"/>
-    <w:lsdException w:name="Normal Table" w:semiHidden="1" w:unhideWhenUsed="1"/>
     <w:lsdException w:name="annotation subject" w:semiHidden="1" w:unhideWhenUsed="1"/>
     <w:lsdException w:name="No List" w:semiHidden="1" w:unhideWhenUsed="1"/>
     <w:lsdException w:name="Outline List 1" w:semiHidden="1" w:unhideWhenUsed="1"/>
@@ -3120,11 +3310,8 @@
     <w:lsdException w:name="Table Contemporary" w:semiHidden="1" w:unhideWhenUsed="1"/>
     <w:lsdException w:name="Table Elegant" w:semiHidden="1" w:unhideWhenUsed="1"/>
     <w:lsdException w:name="Table Professional" w:semiHidden="1" w:unhideWhenUsed="1"/>
-    <w:lsdException w:name="Table Subtle 1" w:semiHidden="1" w:unhideWhenUsed="1"/>
     <w:lsdException w:name="Table Subtle 2" w:semiHidden="1" w:unhideWhenUsed="1"/>
     <w:lsdException w:name="Table Web 1" w:semiHidden="1" w:unhideWhenUsed="1"/>
-    <w:lsdException w:name="Table Web 2" w:semiHidden="1" w:unhideWhenUsed="1"/>
-    <w:lsdException w:name="Table Web 3" w:semiHidden="1" w:unhideWhenUsed="1"/>
     <w:lsdException w:name="Balloon Text" w:semiHidden="1" w:unhideWhenUsed="1"/>
     <w:lsdException w:name="Table Grid" w:uiPriority="39"/>
     <w:lsdException w:name="Table Theme" w:semiHidden="1" w:unhideWhenUsed="1"/>
@@ -3343,16 +3530,21 @@
     <w:lsdException w:name="List Table 5 Dark Accent 6" w:uiPriority="50"/>
     <w:lsdException w:name="List Table 6 Colorful Accent 6" w:uiPriority="51"/>
     <w:lsdException w:name="List Table 7 Colorful Accent 6" w:uiPriority="52"/>
+    <w:lsdException w:name="Mention" w:semiHidden="1" w:unhideWhenUsed="1"/>
+    <w:lsdException w:name="Smart Hyperlink" w:semiHidden="1" w:unhideWhenUsed="1"/>
+    <w:lsdException w:name="Hashtag" w:semiHidden="1" w:unhideWhenUsed="1"/>
+    <w:lsdException w:name="Unresolved Mention" w:semiHidden="1" w:unhideWhenUsed="1"/>
+    <w:lsdException w:name="Smart Link" w:semiHidden="1" w:unhideWhenUsed="1"/>
   </w:latentStyles>
-  <w:style w:type="paragraph" w:default="1" w:styleId="a">
+  <w:style w:type="paragraph" w:default="1" w:styleId="Normal">
     <w:name w:val="Normal"/>
     <w:qFormat/>
   </w:style>
-  <w:style w:type="paragraph" w:styleId="1">
+  <w:style w:type="paragraph" w:styleId="Heading1">
     <w:name w:val="heading 1"/>
-    <w:basedOn w:val="a"/>
-    <w:next w:val="a"/>
-    <w:link w:val="10"/>
+    <w:basedOn w:val="Normal"/>
+    <w:next w:val="Normal"/>
+    <w:link w:val="Heading1Char"/>
     <w:uiPriority w:val="9"/>
     <w:qFormat/>
     <w:rsid w:val="009379FE"/>
@@ -3370,10 +3562,10 @@
       <w:szCs w:val="44"/>
     </w:rPr>
   </w:style>
-  <w:style w:type="paragraph" w:styleId="2">
+  <w:style w:type="paragraph" w:styleId="Heading2">
     <w:name w:val="heading 2"/>
-    <w:basedOn w:val="a"/>
-    <w:next w:val="a"/>
+    <w:basedOn w:val="Normal"/>
+    <w:next w:val="Normal"/>
     <w:uiPriority w:val="9"/>
     <w:semiHidden/>
     <w:unhideWhenUsed/>
@@ -3390,10 +3582,10 @@
       <w:szCs w:val="36"/>
     </w:rPr>
   </w:style>
-  <w:style w:type="paragraph" w:styleId="3">
+  <w:style w:type="paragraph" w:styleId="Heading3">
     <w:name w:val="heading 3"/>
-    <w:basedOn w:val="a"/>
-    <w:next w:val="a"/>
+    <w:basedOn w:val="Normal"/>
+    <w:next w:val="Normal"/>
     <w:uiPriority w:val="9"/>
     <w:semiHidden/>
     <w:unhideWhenUsed/>
@@ -3410,10 +3602,10 @@
       <w:szCs w:val="28"/>
     </w:rPr>
   </w:style>
-  <w:style w:type="paragraph" w:styleId="4">
+  <w:style w:type="paragraph" w:styleId="Heading4">
     <w:name w:val="heading 4"/>
-    <w:basedOn w:val="a"/>
-    <w:next w:val="a"/>
+    <w:basedOn w:val="Normal"/>
+    <w:next w:val="Normal"/>
     <w:uiPriority w:val="9"/>
     <w:semiHidden/>
     <w:unhideWhenUsed/>
@@ -3430,10 +3622,10 @@
       <w:szCs w:val="24"/>
     </w:rPr>
   </w:style>
-  <w:style w:type="paragraph" w:styleId="5">
+  <w:style w:type="paragraph" w:styleId="Heading5">
     <w:name w:val="heading 5"/>
-    <w:basedOn w:val="a"/>
-    <w:next w:val="a"/>
+    <w:basedOn w:val="Normal"/>
+    <w:next w:val="Normal"/>
     <w:uiPriority w:val="9"/>
     <w:semiHidden/>
     <w:unhideWhenUsed/>
@@ -3450,10 +3642,10 @@
       <w:szCs w:val="22"/>
     </w:rPr>
   </w:style>
-  <w:style w:type="paragraph" w:styleId="6">
+  <w:style w:type="paragraph" w:styleId="Heading6">
     <w:name w:val="heading 6"/>
-    <w:basedOn w:val="a"/>
-    <w:next w:val="a"/>
+    <w:basedOn w:val="Normal"/>
+    <w:next w:val="Normal"/>
     <w:uiPriority w:val="9"/>
     <w:semiHidden/>
     <w:unhideWhenUsed/>
@@ -3470,13 +3662,12 @@
       <w:szCs w:val="20"/>
     </w:rPr>
   </w:style>
-  <w:style w:type="character" w:default="1" w:styleId="a0">
+  <w:style w:type="character" w:default="1" w:styleId="DefaultParagraphFont">
     <w:name w:val="Default Paragraph Font"/>
     <w:uiPriority w:val="1"/>
-    <w:semiHidden/>
     <w:unhideWhenUsed/>
   </w:style>
-  <w:style w:type="table" w:default="1" w:styleId="a1">
+  <w:style w:type="table" w:default="1" w:styleId="TableNormal">
     <w:name w:val="Normal Table"/>
     <w:uiPriority w:val="99"/>
     <w:semiHidden/>
@@ -3491,16 +3682,16 @@
       </w:tblCellMar>
     </w:tblPr>
   </w:style>
-  <w:style w:type="numbering" w:default="1" w:styleId="a2">
+  <w:style w:type="numbering" w:default="1" w:styleId="NoList">
     <w:name w:val="No List"/>
     <w:uiPriority w:val="99"/>
     <w:semiHidden/>
     <w:unhideWhenUsed/>
   </w:style>
-  <w:style w:type="paragraph" w:styleId="a3">
+  <w:style w:type="paragraph" w:styleId="Title">
     <w:name w:val="Title"/>
-    <w:basedOn w:val="a"/>
-    <w:next w:val="a"/>
+    <w:basedOn w:val="Normal"/>
+    <w:next w:val="Normal"/>
     <w:uiPriority w:val="10"/>
     <w:qFormat/>
     <w:pPr>
@@ -3514,9 +3705,9 @@
       <w:szCs w:val="72"/>
     </w:rPr>
   </w:style>
-  <w:style w:type="character" w:styleId="a4">
+  <w:style w:type="character" w:styleId="Hyperlink">
     <w:name w:val="Hyperlink"/>
-    <w:basedOn w:val="a0"/>
+    <w:basedOn w:val="DefaultParagraphFont"/>
     <w:uiPriority w:val="99"/>
     <w:unhideWhenUsed/>
     <w:rsid w:val="002D54FF"/>
@@ -3527,7 +3718,7 @@
   </w:style>
   <w:style w:type="paragraph" w:customStyle="1" w:styleId="TableTitle">
     <w:name w:val="Table Title"/>
-    <w:basedOn w:val="a"/>
+    <w:basedOn w:val="Normal"/>
     <w:rsid w:val="002D54FF"/>
     <w:pPr>
       <w:widowControl/>
@@ -3541,10 +3732,10 @@
       <w:lang w:eastAsia="en-US"/>
     </w:rPr>
   </w:style>
-  <w:style w:type="character" w:customStyle="1" w:styleId="10">
-    <w:name w:val="标题 1 字符"/>
-    <w:basedOn w:val="a0"/>
-    <w:link w:val="1"/>
+  <w:style w:type="character" w:customStyle="1" w:styleId="Heading1Char">
+    <w:name w:val="Heading 1 Char"/>
+    <w:basedOn w:val="DefaultParagraphFont"/>
+    <w:link w:val="Heading1"/>
     <w:uiPriority w:val="9"/>
     <w:rsid w:val="009379FE"/>
     <w:rPr>
@@ -3555,9 +3746,9 @@
       <w:szCs w:val="44"/>
     </w:rPr>
   </w:style>
-  <w:style w:type="paragraph" w:styleId="a5">
+  <w:style w:type="paragraph" w:styleId="NormalWeb">
     <w:name w:val="Normal (Web)"/>
-    <w:basedOn w:val="a"/>
+    <w:basedOn w:val="Normal"/>
     <w:uiPriority w:val="99"/>
     <w:unhideWhenUsed/>
     <w:rsid w:val="009379FE"/>
@@ -3567,10 +3758,10 @@
       <w:szCs w:val="24"/>
     </w:rPr>
   </w:style>
-  <w:style w:type="paragraph" w:styleId="a6">
+  <w:style w:type="paragraph" w:styleId="Header">
     <w:name w:val="header"/>
-    <w:basedOn w:val="a"/>
-    <w:link w:val="a7"/>
+    <w:basedOn w:val="Normal"/>
+    <w:link w:val="HeaderChar"/>
     <w:uiPriority w:val="99"/>
     <w:unhideWhenUsed/>
     <w:rsid w:val="00F24AAD"/>
@@ -3590,10 +3781,10 @@
       <w:szCs w:val="18"/>
     </w:rPr>
   </w:style>
-  <w:style w:type="character" w:customStyle="1" w:styleId="a7">
-    <w:name w:val="页眉 字符"/>
-    <w:basedOn w:val="a0"/>
-    <w:link w:val="a6"/>
+  <w:style w:type="character" w:customStyle="1" w:styleId="HeaderChar">
+    <w:name w:val="Header Char"/>
+    <w:basedOn w:val="DefaultParagraphFont"/>
+    <w:link w:val="Header"/>
     <w:uiPriority w:val="99"/>
     <w:rsid w:val="00F24AAD"/>
     <w:rPr>
@@ -3601,10 +3792,10 @@
       <w:szCs w:val="18"/>
     </w:rPr>
   </w:style>
-  <w:style w:type="paragraph" w:styleId="a8">
+  <w:style w:type="paragraph" w:styleId="Footer">
     <w:name w:val="footer"/>
-    <w:basedOn w:val="a"/>
-    <w:link w:val="a9"/>
+    <w:basedOn w:val="Normal"/>
+    <w:link w:val="FooterChar"/>
     <w:uiPriority w:val="99"/>
     <w:unhideWhenUsed/>
     <w:rsid w:val="00F24AAD"/>
@@ -3621,10 +3812,10 @@
       <w:szCs w:val="18"/>
     </w:rPr>
   </w:style>
-  <w:style w:type="character" w:customStyle="1" w:styleId="a9">
-    <w:name w:val="页脚 字符"/>
-    <w:basedOn w:val="a0"/>
-    <w:link w:val="a8"/>
+  <w:style w:type="character" w:customStyle="1" w:styleId="FooterChar">
+    <w:name w:val="Footer Char"/>
+    <w:basedOn w:val="DefaultParagraphFont"/>
+    <w:link w:val="Footer"/>
     <w:uiPriority w:val="99"/>
     <w:rsid w:val="00F24AAD"/>
     <w:rPr>
@@ -3632,10 +3823,10 @@
       <w:szCs w:val="18"/>
     </w:rPr>
   </w:style>
-  <w:style w:type="paragraph" w:styleId="aa">
+  <w:style w:type="paragraph" w:styleId="BalloonText">
     <w:name w:val="Balloon Text"/>
-    <w:basedOn w:val="a"/>
-    <w:link w:val="ab"/>
+    <w:basedOn w:val="Normal"/>
+    <w:link w:val="BalloonTextChar"/>
     <w:uiPriority w:val="99"/>
     <w:semiHidden/>
     <w:unhideWhenUsed/>
@@ -3645,10 +3836,10 @@
       <w:szCs w:val="18"/>
     </w:rPr>
   </w:style>
-  <w:style w:type="character" w:customStyle="1" w:styleId="ab">
-    <w:name w:val="批注框文本 字符"/>
-    <w:basedOn w:val="a0"/>
-    <w:link w:val="aa"/>
+  <w:style w:type="character" w:customStyle="1" w:styleId="BalloonTextChar">
+    <w:name w:val="Balloon Text Char"/>
+    <w:basedOn w:val="DefaultParagraphFont"/>
+    <w:link w:val="BalloonText"/>
     <w:uiPriority w:val="99"/>
     <w:semiHidden/>
     <w:rsid w:val="00944D79"/>
@@ -3657,10 +3848,10 @@
       <w:szCs w:val="18"/>
     </w:rPr>
   </w:style>
-  <w:style w:type="paragraph" w:styleId="ac">
+  <w:style w:type="paragraph" w:styleId="Subtitle">
     <w:name w:val="Subtitle"/>
-    <w:basedOn w:val="a"/>
-    <w:next w:val="a"/>
+    <w:basedOn w:val="Normal"/>
+    <w:next w:val="Normal"/>
     <w:uiPriority w:val="11"/>
     <w:qFormat/>
     <w:pPr>
